--- a/Data/outputs/ms pieces.docx
+++ b/Data/outputs/ms pieces.docx
@@ -35,23 +35,7 @@
           <w:sz w:val="20"/>
           <w:szCs w:val="20"/>
         </w:rPr>
-        <w:t>Lead with a single, broad message:</w:t>
-      </w:r>
-      <w:r>
-        <w:rPr>
-          <w:rFonts w:ascii="Garamond" w:hAnsi="Garamond"/>
-          <w:sz w:val="20"/>
-          <w:szCs w:val="20"/>
-        </w:rPr>
-        <w:t xml:space="preserve"> </w:t>
-      </w:r>
-      <w:r>
-        <w:rPr>
-          <w:rFonts w:ascii="Garamond" w:hAnsi="Garamond"/>
-          <w:sz w:val="20"/>
-          <w:szCs w:val="20"/>
-        </w:rPr>
-        <w:t>“Waste-derived BSF oil can replace conventional dietary lipids in micro-livestock diets without compromising productivity, animal health, and consumer acceptance—supporting circularity in urban/peri-urban food systems.”</w:t>
+        <w:t>Lead with a single, broad message: “Waste-derived BSF oil can replace conventional dietary lipids in micro-livestock diets without compromising productivity, animal health, and consumer acceptance—supporting circularity in urban/peri-urban food systems.”</w:t>
       </w:r>
     </w:p>
     <w:p>
@@ -4677,6 +4661,7 @@
   <w:style w:type="character" w:default="1" w:styleId="DefaultParagraphFont">
     <w:name w:val="Default Paragraph Font"/>
     <w:uiPriority w:val="1"/>
+    <w:semiHidden/>
     <w:unhideWhenUsed/>
   </w:style>
   <w:style w:type="table" w:default="1" w:styleId="TableNormal">
